--- a/vvdn/protocols/uart/README.docx
+++ b/vvdn/protocols/uart/README.docx
@@ -2528,6 +2528,57 @@
           <w:sz w:val="21"/>
           <w:u w:val="single"/>
         </w:rPr>
+        <w:t>**`uart-circuit-and-hardware-connections.md`**</w:t>
+      </w:r>
+      <w:r>
+        <w:rPr>
+          <w:color w:val="282C34"/>
+          <w:sz w:val="21"/>
+        </w:rPr>
+        <w:t xml:space="preserve"> (</w:t>
+      </w:r>
+      <w:r>
+        <w:rPr>
+          <w:color w:val="0066CC"/>
+          <w:sz w:val="21"/>
+          <w:u w:val="single"/>
+        </w:rPr>
+        <w:t>Word DOCX</w:t>
+      </w:r>
+      <w:r>
+        <w:rPr>
+          <w:color w:val="282C34"/>
+          <w:sz w:val="21"/>
+        </w:rPr>
+        <w:t>):</w:t>
+      </w:r>
+    </w:p>
+    <w:p>
+      <w:pPr>
+        <w:pStyle w:val="ListBullet"/>
+        <w:spacing w:after="40"/>
+        <w:ind w:left="720"/>
+      </w:pPr>
+      <w:r>
+        <w:rPr>
+          <w:color w:val="282C34"/>
+          <w:sz w:val="21"/>
+        </w:rPr>
+        <w:t>Practical circuit schematics: MCU-to-MCU cross-over, USB Type-C bridge (CP2102/FT232), full bipolar RS-232 transceiver (MAX3232), half-duplex RS-485 transceiver (MAX485/SN65HVD72), TVS surge protection, and BSS138 bidirectional 3.3V-to-5V level shifting.</w:t>
+      </w:r>
+    </w:p>
+    <w:p>
+      <w:pPr>
+        <w:pStyle w:val="ListNumber"/>
+        <w:spacing w:after="40"/>
+        <w:ind w:left="360"/>
+      </w:pPr>
+      <w:r>
+        <w:rPr>
+          <w:color w:val="0066CC"/>
+          <w:sz w:val="21"/>
+          <w:u w:val="single"/>
+        </w:rPr>
         <w:t>**`baud-rate-calculations.md`**</w:t>
       </w:r>
       <w:r>

--- a/vvdn/protocols/uart/README.docx
+++ b/vvdn/protocols/uart/README.docx
@@ -263,22 +263,7 @@
           <w:color w:val="282C34"/>
           <w:sz w:val="21"/>
         </w:rPr>
-        <w:t xml:space="preserve"> that triggers receiver local clock counters, followed by </w:t>
-      </w:r>
-      <w:r>
-        <w:rPr>
-          <w:i/>
-          <w:color w:val="145AA0"/>
-          <w:sz w:val="21"/>
-        </w:rPr>
-        <w:t>5 \dots 9</w:t>
-      </w:r>
-      <w:r>
-        <w:rPr>
-          <w:color w:val="282C34"/>
-          <w:sz w:val="21"/>
-        </w:rPr>
-        <w:t xml:space="preserve"> data bits, an optional </w:t>
+        <w:t xml:space="preserve"> that triggers receiver local clock counters, followed by 5 ... 9 data bits, an optional </w:t>
       </w:r>
       <w:r>
         <w:rPr>
@@ -399,37 +384,7 @@
           <w:color w:val="282C34"/>
           <w:sz w:val="21"/>
         </w:rPr>
-        <w:t>While microcontrollers generate logic-level signals (</w:t>
-      </w:r>
-      <w:r>
-        <w:rPr>
-          <w:i/>
-          <w:color w:val="145AA0"/>
-          <w:sz w:val="21"/>
-        </w:rPr>
-        <w:t>0\,V \dots 3.3\,V</w:t>
-      </w:r>
-      <w:r>
-        <w:rPr>
-          <w:color w:val="282C34"/>
-          <w:sz w:val="21"/>
-        </w:rPr>
-        <w:t xml:space="preserve"> or </w:t>
-      </w:r>
-      <w:r>
-        <w:rPr>
-          <w:i/>
-          <w:color w:val="145AA0"/>
-          <w:sz w:val="21"/>
-        </w:rPr>
-        <w:t>5\,V</w:t>
-      </w:r>
-      <w:r>
-        <w:rPr>
-          <w:color w:val="282C34"/>
-          <w:sz w:val="21"/>
-        </w:rPr>
-        <w:t xml:space="preserve"> TTL/CMOS), UART frames are frequently translated by external transceiver ICs to withstand harsh industrial environments, severe common-mode offsets, and kilometer-length cables:</w:t>
+        <w:t>While microcontrollers generate logic-level signals (0 V ... 3.3 V or 5 V TTL/CMOS), UART frames are frequently translated by external transceiver ICs to withstand harsh industrial environments, severe common-mode offsets, and kilometer-length cables:</w:t>
       </w:r>
     </w:p>
     <w:tbl>
@@ -535,33 +490,10 @@
       </w:pPr>
       <w:r>
         <w:rPr>
-          <w:i/>
-          <w:color w:val="145AA0"/>
-          <w:sz w:val="21"/>
-        </w:rPr>
-        <w:t>0\,V = Logic  0</w:t>
-      </w:r>
-      <w:r>
-        <w:rPr>
           <w:color w:val="282C34"/>
           <w:sz w:val="21"/>
         </w:rPr>
-        <w:t xml:space="preserve"> (Space), </w:t>
-      </w:r>
-      <w:r>
-        <w:rPr>
-          <w:i/>
-          <w:color w:val="145AA0"/>
-          <w:sz w:val="21"/>
-        </w:rPr>
-        <w:t>3.3\,V / 5\,V = Logic  1</w:t>
-      </w:r>
-      <w:r>
-        <w:rPr>
-          <w:color w:val="282C34"/>
-          <w:sz w:val="21"/>
-        </w:rPr>
-        <w:t xml:space="preserve"> (Mark / Idle).</w:t>
+        <w:t>0 V = Logic 0 (Space), 3.3 V / 5 V = Logic 1 (Mark / Idle).</w:t>
       </w:r>
     </w:p>
     <w:p>
@@ -633,15 +565,7 @@
           <w:color w:val="282C34"/>
           <w:sz w:val="21"/>
         </w:rPr>
-        <w:t xml:space="preserve">: </w:t>
-      </w:r>
-      <w:r>
-        <w:rPr>
-          <w:i/>
-          <w:color w:val="145AA0"/>
-          <w:sz w:val="21"/>
-        </w:rPr>
-        <w:t>+3\,V \dots +15\,V</w:t>
+        <w:t>: +3 V ... +15 V</w:t>
       </w:r>
     </w:p>
     <w:p>
@@ -663,15 +587,7 @@
           <w:color w:val="282C34"/>
           <w:sz w:val="21"/>
         </w:rPr>
-        <w:t xml:space="preserve">: </w:t>
-      </w:r>
-      <w:r>
-        <w:rPr>
-          <w:i/>
-          <w:color w:val="145AA0"/>
-          <w:sz w:val="21"/>
-        </w:rPr>
-        <w:t>-3\,V \dots -15\,V</w:t>
+        <w:t>: -3 V ... -15 V</w:t>
       </w:r>
     </w:p>
     <w:p>
@@ -721,67 +637,7 @@
           <w:color w:val="282C34"/>
           <w:sz w:val="21"/>
         </w:rPr>
-        <w:t>Balanced differential signaling over twisted-pair lines (</w:t>
-      </w:r>
-      <w:r>
-        <w:rPr>
-          <w:i/>
-          <w:color w:val="145AA0"/>
-          <w:sz w:val="21"/>
-        </w:rPr>
-        <w:t>A</w:t>
-      </w:r>
-      <w:r>
-        <w:rPr>
-          <w:color w:val="282C34"/>
-          <w:sz w:val="21"/>
-        </w:rPr>
-        <w:t xml:space="preserve"> and </w:t>
-      </w:r>
-      <w:r>
-        <w:rPr>
-          <w:i/>
-          <w:color w:val="145AA0"/>
-          <w:sz w:val="21"/>
-        </w:rPr>
-        <w:t>B</w:t>
-      </w:r>
-      <w:r>
-        <w:rPr>
-          <w:color w:val="282C34"/>
-          <w:sz w:val="21"/>
-        </w:rPr>
-        <w:t xml:space="preserve">, or non-inverting </w:t>
-      </w:r>
-      <w:r>
-        <w:rPr>
-          <w:i/>
-          <w:color w:val="145AA0"/>
-          <w:sz w:val="21"/>
-        </w:rPr>
-        <w:t>Y</w:t>
-      </w:r>
-      <w:r>
-        <w:rPr>
-          <w:color w:val="282C34"/>
-          <w:sz w:val="21"/>
-        </w:rPr>
-        <w:t xml:space="preserve"> and inverting </w:t>
-      </w:r>
-      <w:r>
-        <w:rPr>
-          <w:i/>
-          <w:color w:val="145AA0"/>
-          <w:sz w:val="21"/>
-        </w:rPr>
-        <w:t>Z</w:t>
-      </w:r>
-      <w:r>
-        <w:rPr>
-          <w:color w:val="282C34"/>
-          <w:sz w:val="21"/>
-        </w:rPr>
-        <w:t>):</w:t>
+        <w:t>Balanced differential signaling over twisted-pair lines (A and B, or non-inverting Y and inverting Z):</w:t>
       </w:r>
     </w:p>
     <w:p>
@@ -803,15 +659,7 @@
           <w:color w:val="282C34"/>
           <w:sz w:val="21"/>
         </w:rPr>
-        <w:t xml:space="preserve">: </w:t>
-      </w:r>
-      <w:r>
-        <w:rPr>
-          <w:i/>
-          <w:color w:val="145AA0"/>
-          <w:sz w:val="21"/>
-        </w:rPr>
-        <w:t>V_A - V_B &lt; -200\,mV</w:t>
+        <w:t>: V_A - V_B &lt; -200 mV</w:t>
       </w:r>
     </w:p>
     <w:p>
@@ -833,15 +681,7 @@
           <w:color w:val="282C34"/>
           <w:sz w:val="21"/>
         </w:rPr>
-        <w:t xml:space="preserve">: </w:t>
-      </w:r>
-      <w:r>
-        <w:rPr>
-          <w:i/>
-          <w:color w:val="145AA0"/>
-          <w:sz w:val="21"/>
-        </w:rPr>
-        <w:t>V_A - V_B &gt; +200\,mV</w:t>
+        <w:t>: V_A - V_B &gt; +200 mV</w:t>
       </w:r>
     </w:p>
     <w:p>
@@ -855,37 +695,7 @@
           <w:color w:val="282C34"/>
           <w:sz w:val="21"/>
         </w:rPr>
-        <w:t xml:space="preserve">Handles </w:t>
-      </w:r>
-      <w:r>
-        <w:rPr>
-          <w:i/>
-          <w:color w:val="145AA0"/>
-          <w:sz w:val="21"/>
-        </w:rPr>
-        <w:t>-7\,V \dots +12\,V</w:t>
-      </w:r>
-      <w:r>
-        <w:rPr>
-          <w:color w:val="282C34"/>
-          <w:sz w:val="21"/>
-        </w:rPr>
-        <w:t xml:space="preserve"> ground potential differences across long factory cable runs. Requires </w:t>
-      </w:r>
-      <w:r>
-        <w:rPr>
-          <w:i/>
-          <w:color w:val="145AA0"/>
-          <w:sz w:val="21"/>
-        </w:rPr>
-        <w:t>120\,\Omega</w:t>
-      </w:r>
-      <w:r>
-        <w:rPr>
-          <w:color w:val="282C34"/>
-          <w:sz w:val="21"/>
-        </w:rPr>
-        <w:t xml:space="preserve"> termination resistors at both cable ends.</w:t>
+        <w:t>Handles -7 V ... +12 V ground potential differences across long factory cable runs. Requires 120 Ω termination resistors at both cable ends.</w:t>
       </w:r>
     </w:p>
     <w:p>
@@ -2615,22 +2425,7 @@
           <w:color w:val="282C34"/>
           <w:sz w:val="21"/>
         </w:rPr>
-        <w:t>Baud rate vs bit rate physics, Baud Rate Generator (BRG) integer and fractional divider equations, 16x vs 8x oversampling trade-offs, cumulative clock error budget analysis (</w:t>
-      </w:r>
-      <w:r>
-        <w:rPr>
-          <w:i/>
-          <w:color w:val="145AA0"/>
-          <w:sz w:val="21"/>
-        </w:rPr>
-        <w:t>&lt;± 2.0\%</w:t>
-      </w:r>
-      <w:r>
-        <w:rPr>
-          <w:color w:val="282C34"/>
-          <w:sz w:val="21"/>
-        </w:rPr>
-        <w:t>), and oscilloscope baud measurement.</w:t>
+        <w:t>Baud rate vs bit rate physics, Baud Rate Generator (BRG) integer and fractional divider equations, 16x vs 8x oversampling trade-offs, cumulative clock error budget analysis (&lt;± 2.0\%), and oscilloscope baud measurement.</w:t>
       </w:r>
     </w:p>
     <w:p>
